--- a/Course/1 Component 1 - Computer Systems/1.3 Exchanging Data/1.3.3 Networks/2 Revision Notes (editable).docx
+++ b/Course/1 Component 1 - Computer Systems/1.3 Exchanging Data/1.3.3 Networks/2 Revision Notes (editable).docx
@@ -7,12 +7,17 @@
         <w:pStyle w:val="Heading1"/>
       </w:pPr>
       <w:r>
+        <w:rPr>
+          <w:b w:val="0"/>
+          <w:i w:val="0"/>
+        </w:rPr>
         <w:t>Revision — 1.3.3 Networks</w:t>
       </w:r>
     </w:p>
     <w:p>
       <w:r>
         <w:rPr>
+          <w:b w:val="0"/>
           <w:i/>
         </w:rPr>
         <w:t>OCR H446 — one-page revision summary</w:t>
@@ -23,6 +28,10 @@
         <w:pStyle w:val="Heading2"/>
       </w:pPr>
       <w:r>
+        <w:rPr>
+          <w:b w:val="0"/>
+          <w:i w:val="0"/>
+        </w:rPr>
         <w:t>Must know</w:t>
       </w:r>
     </w:p>
@@ -33,19 +42,29 @@
       <w:r>
         <w:rPr>
           <w:b/>
+          <w:i w:val="0"/>
         </w:rPr>
         <w:t>LAN</w:t>
       </w:r>
       <w:r>
+        <w:rPr>
+          <w:b w:val="0"/>
+          <w:i w:val="0"/>
+        </w:rPr>
         <w:t xml:space="preserve">: small area, single site, organisation owns the hardware, high speed. </w:t>
       </w:r>
       <w:r>
         <w:rPr>
           <w:b/>
+          <w:i w:val="0"/>
         </w:rPr>
         <w:t>WAN</w:t>
       </w:r>
       <w:r>
+        <w:rPr>
+          <w:b w:val="0"/>
+          <w:i w:val="0"/>
+        </w:rPr>
         <w:t>: large area (cities/countries), uses third-party infrastructure; the internet is the largest WAN.</w:t>
       </w:r>
     </w:p>
@@ -56,19 +75,29 @@
       <w:r>
         <w:rPr>
           <w:b/>
+          <w:i w:val="0"/>
         </w:rPr>
         <w:t>Client-server</w:t>
       </w:r>
       <w:r>
+        <w:rPr>
+          <w:b w:val="0"/>
+          <w:i w:val="0"/>
+        </w:rPr>
         <w:t xml:space="preserve">: a server provides services to clients — central security/backup, scales well, but the server is a single point of failure and costlier. </w:t>
       </w:r>
       <w:r>
         <w:rPr>
           <w:b/>
+          <w:i w:val="0"/>
         </w:rPr>
         <w:t>Peer-to-peer (P2P)</w:t>
       </w:r>
       <w:r>
+        <w:rPr>
+          <w:b w:val="0"/>
+          <w:i w:val="0"/>
+        </w:rPr>
         <w:t>: all peers are equal (act as client and server) — cheaper and no single point of failure, but harder to manage/secure.</w:t>
       </w:r>
     </w:p>
@@ -79,46 +108,71 @@
       <w:r>
         <w:rPr>
           <w:b/>
+          <w:i w:val="0"/>
         </w:rPr>
         <w:t>Internet structure</w:t>
       </w:r>
       <w:r>
+        <w:rPr>
+          <w:b w:val="0"/>
+          <w:i w:val="0"/>
+        </w:rPr>
         <w:t xml:space="preserve">: </w:t>
       </w:r>
       <w:r>
         <w:rPr>
+          <w:b w:val="0"/>
           <w:i/>
         </w:rPr>
         <w:t>backbone</w:t>
       </w:r>
       <w:r>
+        <w:rPr>
+          <w:b w:val="0"/>
+          <w:i w:val="0"/>
+        </w:rPr>
         <w:t xml:space="preserve"> (high-capacity routes), </w:t>
       </w:r>
       <w:r>
         <w:rPr>
+          <w:b w:val="0"/>
           <w:i/>
         </w:rPr>
         <w:t>ISP</w:t>
       </w:r>
       <w:r>
+        <w:rPr>
+          <w:b w:val="0"/>
+          <w:i w:val="0"/>
+        </w:rPr>
         <w:t xml:space="preserve"> (provides access), </w:t>
       </w:r>
       <w:r>
         <w:rPr>
+          <w:b w:val="0"/>
           <w:i/>
         </w:rPr>
         <w:t>IP address</w:t>
       </w:r>
       <w:r>
+        <w:rPr>
+          <w:b w:val="0"/>
+          <w:i w:val="0"/>
+        </w:rPr>
         <w:t xml:space="preserve"> (uniquely identifies a device; IPv4 = 32-bit, IPv6 = 128-bit), </w:t>
       </w:r>
       <w:r>
         <w:rPr>
+          <w:b w:val="0"/>
           <w:i/>
         </w:rPr>
         <w:t>DNS</w:t>
       </w:r>
       <w:r>
+        <w:rPr>
+          <w:b w:val="0"/>
+          <w:i w:val="0"/>
+        </w:rPr>
         <w:t xml:space="preserve"> (translates domain names → IP addresses, hierarchical and cached).</w:t>
       </w:r>
     </w:p>
@@ -129,28 +183,43 @@
       <w:r>
         <w:rPr>
           <w:b/>
+          <w:i w:val="0"/>
         </w:rPr>
         <w:t>Topologies</w:t>
       </w:r>
       <w:r>
+        <w:rPr>
+          <w:b w:val="0"/>
+          <w:i w:val="0"/>
+        </w:rPr>
         <w:t xml:space="preserve">: </w:t>
       </w:r>
       <w:r>
         <w:rPr>
           <w:b/>
+          <w:i w:val="0"/>
         </w:rPr>
         <w:t>Star</w:t>
       </w:r>
       <w:r>
+        <w:rPr>
+          <w:b w:val="0"/>
+          <w:i w:val="0"/>
+        </w:rPr>
         <w:t xml:space="preserve"> — devices connect to a central switch/hub; a single cable fault is isolated, but the central node is a single point of failure. </w:t>
       </w:r>
       <w:r>
         <w:rPr>
           <w:b/>
+          <w:i w:val="0"/>
         </w:rPr>
         <w:t>Mesh</w:t>
       </w:r>
       <w:r>
+        <w:rPr>
+          <w:b w:val="0"/>
+          <w:i w:val="0"/>
+        </w:rPr>
         <w:t xml:space="preserve"> — multiple paths between nodes; resilient/fault-tolerant, no single point of failure, but expensive (wired).</w:t>
       </w:r>
     </w:p>
@@ -161,19 +230,29 @@
       <w:r>
         <w:rPr>
           <w:b/>
+          <w:i w:val="0"/>
         </w:rPr>
         <w:t>Packet switching</w:t>
       </w:r>
       <w:r>
+        <w:rPr>
+          <w:b w:val="0"/>
+          <w:i w:val="0"/>
+        </w:rPr>
         <w:t xml:space="preserve">: data split into packets, routed independently, reassembled at the destination — efficient and resilient (used by the internet). </w:t>
       </w:r>
       <w:r>
         <w:rPr>
           <w:b/>
+          <w:i w:val="0"/>
         </w:rPr>
         <w:t>Circuit switching</w:t>
       </w:r>
       <w:r>
+        <w:rPr>
+          <w:b w:val="0"/>
+          <w:i w:val="0"/>
+        </w:rPr>
         <w:t>: a dedicated reserved path for the whole call — guaranteed bandwidth but wastes idle capacity (phone).</w:t>
       </w:r>
     </w:p>
@@ -184,19 +263,29 @@
       <w:r>
         <w:rPr>
           <w:b/>
+          <w:i w:val="0"/>
         </w:rPr>
         <w:t>Protocol</w:t>
       </w:r>
       <w:r>
+        <w:rPr>
+          <w:b w:val="0"/>
+          <w:i w:val="0"/>
+        </w:rPr>
         <w:t xml:space="preserve"> = rules governing communication; </w:t>
       </w:r>
       <w:r>
         <w:rPr>
           <w:b/>
+          <w:i w:val="0"/>
         </w:rPr>
         <w:t>standard</w:t>
       </w:r>
       <w:r>
+        <w:rPr>
+          <w:b w:val="0"/>
+          <w:i w:val="0"/>
+        </w:rPr>
         <w:t xml:space="preserve"> = agreed spec ensuring interoperability.</w:t>
       </w:r>
     </w:p>
@@ -207,64 +296,99 @@
       <w:r>
         <w:rPr>
           <w:b/>
+          <w:i w:val="0"/>
         </w:rPr>
         <w:t>TCP/IP stack</w:t>
       </w:r>
       <w:r>
+        <w:rPr>
+          <w:b w:val="0"/>
+          <w:i w:val="0"/>
+        </w:rPr>
         <w:t xml:space="preserve"> (data goes </w:t>
       </w:r>
       <w:r>
         <w:rPr>
+          <w:b w:val="0"/>
           <w:i/>
         </w:rPr>
         <w:t>down</w:t>
       </w:r>
       <w:r>
+        <w:rPr>
+          <w:b w:val="0"/>
+          <w:i w:val="0"/>
+        </w:rPr>
         <w:t xml:space="preserve"> when sending, </w:t>
       </w:r>
       <w:r>
         <w:rPr>
+          <w:b w:val="0"/>
           <w:i/>
         </w:rPr>
         <w:t>up</w:t>
       </w:r>
       <w:r>
+        <w:rPr>
+          <w:b w:val="0"/>
+          <w:i w:val="0"/>
+        </w:rPr>
         <w:t xml:space="preserve"> when receiving; each layer adds/removes a header): </w:t>
       </w:r>
       <w:r>
         <w:rPr>
           <w:b/>
+          <w:i w:val="0"/>
         </w:rPr>
         <w:t>Application</w:t>
       </w:r>
       <w:r>
+        <w:rPr>
+          <w:b w:val="0"/>
+          <w:i w:val="0"/>
+        </w:rPr>
         <w:t xml:space="preserve"> (HTTP, HTTPS, FTP, SMTP, POP3, IMAP, DNS) → </w:t>
       </w:r>
       <w:r>
         <w:rPr>
           <w:b/>
+          <w:i w:val="0"/>
         </w:rPr>
         <w:t>Transport</w:t>
       </w:r>
       <w:r>
+        <w:rPr>
+          <w:b w:val="0"/>
+          <w:i w:val="0"/>
+        </w:rPr>
         <w:t xml:space="preserve"> (splits into packets, ports, reassembly; TCP/UDP) → </w:t>
       </w:r>
       <w:r>
         <w:rPr>
           <w:b/>
+          <w:i w:val="0"/>
         </w:rPr>
         <w:t>Network/Internet</w:t>
       </w:r>
       <w:r>
+        <w:rPr>
+          <w:b w:val="0"/>
+          <w:i w:val="0"/>
+        </w:rPr>
         <w:t xml:space="preserve"> (adds source/dest IP, routes; IP) → </w:t>
       </w:r>
       <w:r>
         <w:rPr>
           <w:b/>
+          <w:i w:val="0"/>
         </w:rPr>
         <w:t>Link/Data link</w:t>
       </w:r>
       <w:r>
+        <w:rPr>
+          <w:b w:val="0"/>
+          <w:i w:val="0"/>
+        </w:rPr>
         <w:t xml:space="preserve"> (physical connection, adds MAC; Ethernet, Wi-Fi).</w:t>
       </w:r>
     </w:p>
@@ -275,19 +399,29 @@
       <w:r>
         <w:rPr>
           <w:b/>
+          <w:i w:val="0"/>
         </w:rPr>
         <w:t>Protocols</w:t>
       </w:r>
       <w:r>
+        <w:rPr>
+          <w:b w:val="0"/>
+          <w:i w:val="0"/>
+        </w:rPr>
         <w:t xml:space="preserve">: HTTP = web pages; HTTPS = encrypted HTTP (TLS/SSL); FTP = file transfer; SMTP = </w:t>
       </w:r>
       <w:r>
         <w:rPr>
+          <w:b w:val="0"/>
           <w:i/>
         </w:rPr>
         <w:t>sending</w:t>
       </w:r>
       <w:r>
+        <w:rPr>
+          <w:b w:val="0"/>
+          <w:i w:val="0"/>
+        </w:rPr>
         <w:t xml:space="preserve"> mail; POP3 = retrieve mail (downloads &amp; removes); IMAP = retrieve mail (stays on server, syncs).</w:t>
       </w:r>
     </w:p>
@@ -298,55 +432,85 @@
       <w:r>
         <w:rPr>
           <w:b/>
+          <w:i w:val="0"/>
         </w:rPr>
         <w:t>Hardware</w:t>
       </w:r>
       <w:r>
+        <w:rPr>
+          <w:b w:val="0"/>
+          <w:i w:val="0"/>
+        </w:rPr>
         <w:t xml:space="preserve">: NIC (holds MAC address); </w:t>
       </w:r>
       <w:r>
         <w:rPr>
           <w:b/>
+          <w:i w:val="0"/>
         </w:rPr>
         <w:t>switch</w:t>
       </w:r>
       <w:r>
+        <w:rPr>
+          <w:b w:val="0"/>
+          <w:i w:val="0"/>
+        </w:rPr>
         <w:t xml:space="preserve"> connects devices </w:t>
       </w:r>
       <w:r>
         <w:rPr>
+          <w:b w:val="0"/>
           <w:i/>
         </w:rPr>
         <w:t>within</w:t>
       </w:r>
       <w:r>
+        <w:rPr>
+          <w:b w:val="0"/>
+          <w:i w:val="0"/>
+        </w:rPr>
         <w:t xml:space="preserve"> a LAN using MAC; </w:t>
       </w:r>
       <w:r>
         <w:rPr>
           <w:b/>
+          <w:i w:val="0"/>
         </w:rPr>
         <w:t>router</w:t>
       </w:r>
       <w:r>
+        <w:rPr>
+          <w:b w:val="0"/>
+          <w:i w:val="0"/>
+        </w:rPr>
         <w:t xml:space="preserve"> connects </w:t>
       </w:r>
       <w:r>
         <w:rPr>
+          <w:b w:val="0"/>
           <w:i/>
         </w:rPr>
         <w:t>different</w:t>
       </w:r>
       <w:r>
+        <w:rPr>
+          <w:b w:val="0"/>
+          <w:i w:val="0"/>
+        </w:rPr>
         <w:t xml:space="preserve"> networks using IP; WAP gives wireless access to a wired network. </w:t>
       </w:r>
       <w:r>
         <w:rPr>
           <w:b/>
+          <w:i w:val="0"/>
         </w:rPr>
         <w:t>Security</w:t>
       </w:r>
       <w:r>
+        <w:rPr>
+          <w:b w:val="0"/>
+          <w:i w:val="0"/>
+        </w:rPr>
         <w:t>: firewall (packet filtering by rules), proxy (intermediary — hides IP, caches, filters/logs), encryption (protects data in transit).</w:t>
       </w:r>
     </w:p>
@@ -355,6 +519,10 @@
         <w:pStyle w:val="Heading2"/>
       </w:pPr>
       <w:r>
+        <w:rPr>
+          <w:b w:val="0"/>
+          <w:i w:val="0"/>
+        </w:rPr>
         <w:t>Key terms</w:t>
       </w:r>
     </w:p>
@@ -383,6 +551,7 @@
             <w:r>
               <w:rPr>
                 <w:b/>
+                <w:i w:val="0"/>
               </w:rPr>
               <w:t>Term</w:t>
             </w:r>
@@ -402,6 +571,7 @@
             <w:r>
               <w:rPr>
                 <w:b/>
+                <w:i w:val="0"/>
               </w:rPr>
               <w:t>Definition</w:t>
             </w:r>
@@ -416,6 +586,10 @@
           <w:p>
             <w:r/>
             <w:r>
+              <w:rPr>
+                <w:b w:val="0"/>
+                <w:i w:val="0"/>
+              </w:rPr>
               <w:t>LAN / WAN</w:t>
             </w:r>
           </w:p>
@@ -427,6 +601,10 @@
           <w:p>
             <w:r/>
             <w:r>
+              <w:rPr>
+                <w:b w:val="0"/>
+                <w:i w:val="0"/>
+              </w:rPr>
               <w:t>Small single-site network / large geographically spread network</w:t>
             </w:r>
           </w:p>
@@ -440,6 +618,10 @@
           <w:p>
             <w:r/>
             <w:r>
+              <w:rPr>
+                <w:b w:val="0"/>
+                <w:i w:val="0"/>
+              </w:rPr>
               <w:t>Client-server</w:t>
             </w:r>
           </w:p>
@@ -451,6 +633,10 @@
           <w:p>
             <w:r/>
             <w:r>
+              <w:rPr>
+                <w:b w:val="0"/>
+                <w:i w:val="0"/>
+              </w:rPr>
               <w:t>Central server provides services to client devices</w:t>
             </w:r>
           </w:p>
@@ -464,6 +650,10 @@
           <w:p>
             <w:r/>
             <w:r>
+              <w:rPr>
+                <w:b w:val="0"/>
+                <w:i w:val="0"/>
+              </w:rPr>
               <w:t>Packet switching</w:t>
             </w:r>
           </w:p>
@@ -475,6 +665,10 @@
           <w:p>
             <w:r/>
             <w:r>
+              <w:rPr>
+                <w:b w:val="0"/>
+                <w:i w:val="0"/>
+              </w:rPr>
               <w:t>Data split into packets routed independently and reassembled</w:t>
             </w:r>
           </w:p>
@@ -488,6 +682,10 @@
           <w:p>
             <w:r/>
             <w:r>
+              <w:rPr>
+                <w:b w:val="0"/>
+                <w:i w:val="0"/>
+              </w:rPr>
               <w:t>Protocol / Standard</w:t>
             </w:r>
           </w:p>
@@ -499,6 +697,10 @@
           <w:p>
             <w:r/>
             <w:r>
+              <w:rPr>
+                <w:b w:val="0"/>
+                <w:i w:val="0"/>
+              </w:rPr>
               <w:t>Rules governing communication / agreed spec for interoperability</w:t>
             </w:r>
           </w:p>
@@ -512,6 +714,10 @@
           <w:p>
             <w:r/>
             <w:r>
+              <w:rPr>
+                <w:b w:val="0"/>
+                <w:i w:val="0"/>
+              </w:rPr>
               <w:t>DNS</w:t>
             </w:r>
           </w:p>
@@ -523,6 +729,10 @@
           <w:p>
             <w:r/>
             <w:r>
+              <w:rPr>
+                <w:b w:val="0"/>
+                <w:i w:val="0"/>
+              </w:rPr>
               <w:t>Translates domain names into IP addresses</w:t>
             </w:r>
           </w:p>
@@ -536,6 +746,10 @@
           <w:p>
             <w:r/>
             <w:r>
+              <w:rPr>
+                <w:b w:val="0"/>
+                <w:i w:val="0"/>
+              </w:rPr>
               <w:t>MAC address</w:t>
             </w:r>
           </w:p>
@@ -547,6 +761,10 @@
           <w:p>
             <w:r/>
             <w:r>
+              <w:rPr>
+                <w:b w:val="0"/>
+                <w:i w:val="0"/>
+              </w:rPr>
               <w:t>Unique 48-bit hardware address of a NIC (link layer)</w:t>
             </w:r>
           </w:p>
@@ -560,6 +778,10 @@
           <w:p>
             <w:r/>
             <w:r>
+              <w:rPr>
+                <w:b w:val="0"/>
+                <w:i w:val="0"/>
+              </w:rPr>
               <w:t>Switch / Router</w:t>
             </w:r>
           </w:p>
@@ -571,6 +793,10 @@
           <w:p>
             <w:r/>
             <w:r>
+              <w:rPr>
+                <w:b w:val="0"/>
+                <w:i w:val="0"/>
+              </w:rPr>
               <w:t>Connects devices in a LAN (MAC) / connects different networks (IP)</w:t>
             </w:r>
           </w:p>
@@ -584,6 +810,10 @@
           <w:p>
             <w:r/>
             <w:r>
+              <w:rPr>
+                <w:b w:val="0"/>
+                <w:i w:val="0"/>
+              </w:rPr>
               <w:t>Proxy server</w:t>
             </w:r>
           </w:p>
@@ -595,6 +825,10 @@
           <w:p>
             <w:r/>
             <w:r>
+              <w:rPr>
+                <w:b w:val="0"/>
+                <w:i w:val="0"/>
+              </w:rPr>
               <w:t>Intermediary that hides IP, caches pages and filters/logs traffic</w:t>
             </w:r>
           </w:p>
@@ -607,6 +841,10 @@
         <w:pStyle w:val="Heading2"/>
       </w:pPr>
       <w:r>
+        <w:rPr>
+          <w:b w:val="0"/>
+          <w:i w:val="0"/>
+        </w:rPr>
         <w:t>How to — trace a secure web request</w:t>
       </w:r>
     </w:p>
@@ -617,10 +855,15 @@
       <w:r>
         <w:rPr>
           <w:b/>
+          <w:i w:val="0"/>
         </w:rPr>
         <w:t>DNS</w:t>
       </w:r>
       <w:r>
+        <w:rPr>
+          <w:b w:val="0"/>
+          <w:i w:val="0"/>
+        </w:rPr>
         <w:t xml:space="preserve"> translates the typed domain name into the server's IP address (queries DNS servers; results may be cached).</w:t>
       </w:r>
     </w:p>
@@ -629,15 +872,24 @@
         <w:pStyle w:val="ListNumber"/>
       </w:pPr>
       <w:r>
+        <w:rPr>
+          <w:b w:val="0"/>
+          <w:i w:val="0"/>
+        </w:rPr>
         <w:t xml:space="preserve">The browser (client) sends the request to that IP over </w:t>
       </w:r>
       <w:r>
         <w:rPr>
           <w:b/>
+          <w:i w:val="0"/>
         </w:rPr>
         <w:t>HTTPS</w:t>
       </w:r>
       <w:r>
+        <w:rPr>
+          <w:b w:val="0"/>
+          <w:i w:val="0"/>
+        </w:rPr>
         <w:t>, so data is encrypted in transit.</w:t>
       </w:r>
     </w:p>
@@ -646,24 +898,38 @@
         <w:pStyle w:val="ListNumber"/>
       </w:pPr>
       <w:r>
+        <w:rPr>
+          <w:b w:val="0"/>
+          <w:i w:val="0"/>
+        </w:rPr>
         <w:t xml:space="preserve">At the </w:t>
       </w:r>
       <w:r>
         <w:rPr>
           <w:b/>
+          <w:i w:val="0"/>
         </w:rPr>
         <w:t>transport</w:t>
       </w:r>
       <w:r>
+        <w:rPr>
+          <w:b w:val="0"/>
+          <w:i w:val="0"/>
+        </w:rPr>
         <w:t xml:space="preserve"> layer the data is split into </w:t>
       </w:r>
       <w:r>
         <w:rPr>
           <w:b/>
+          <w:i w:val="0"/>
         </w:rPr>
         <w:t>packets</w:t>
       </w:r>
       <w:r>
+        <w:rPr>
+          <w:b w:val="0"/>
+          <w:i w:val="0"/>
+        </w:rPr>
         <w:t>, each given a header (sequence number, ports).</w:t>
       </w:r>
     </w:p>
@@ -672,24 +938,38 @@
         <w:pStyle w:val="ListNumber"/>
       </w:pPr>
       <w:r>
+        <w:rPr>
+          <w:b w:val="0"/>
+          <w:i w:val="0"/>
+        </w:rPr>
         <w:t xml:space="preserve">Each packet is given </w:t>
       </w:r>
       <w:r>
         <w:rPr>
           <w:b/>
+          <w:i w:val="0"/>
         </w:rPr>
         <w:t>source/destination IP</w:t>
       </w:r>
       <w:r>
+        <w:rPr>
+          <w:b w:val="0"/>
+          <w:i w:val="0"/>
+        </w:rPr>
         <w:t xml:space="preserve"> addresses and </w:t>
       </w:r>
       <w:r>
         <w:rPr>
           <w:b/>
+          <w:i w:val="0"/>
         </w:rPr>
         <w:t>routed independently</w:t>
       </w:r>
       <w:r>
+        <w:rPr>
+          <w:b w:val="0"/>
+          <w:i w:val="0"/>
+        </w:rPr>
         <w:t xml:space="preserve"> across the network, then reassembled in order at the destination.</w:t>
       </w:r>
     </w:p>
@@ -698,15 +978,24 @@
         <w:pStyle w:val="ListNumber"/>
       </w:pPr>
       <w:r>
+        <w:rPr>
+          <w:b w:val="0"/>
+          <w:i w:val="0"/>
+        </w:rPr>
         <w:t xml:space="preserve">A </w:t>
       </w:r>
       <w:r>
         <w:rPr>
           <w:b/>
+          <w:i w:val="0"/>
         </w:rPr>
         <w:t>router</w:t>
       </w:r>
       <w:r>
+        <w:rPr>
+          <w:b w:val="0"/>
+          <w:i w:val="0"/>
+        </w:rPr>
         <w:t xml:space="preserve"> forwards the packets between networks toward the destination using IP addresses.</w:t>
       </w:r>
     </w:p>
@@ -715,6 +1004,10 @@
         <w:pStyle w:val="Heading2"/>
       </w:pPr>
       <w:r>
+        <w:rPr>
+          <w:b w:val="0"/>
+          <w:i w:val="0"/>
+        </w:rPr>
         <w:t>Exam tips</w:t>
       </w:r>
     </w:p>
@@ -725,19 +1018,29 @@
       <w:r>
         <w:rPr>
           <w:b/>
+          <w:i w:val="0"/>
         </w:rPr>
         <w:t>Switch</w:t>
       </w:r>
       <w:r>
+        <w:rPr>
+          <w:b w:val="0"/>
+          <w:i w:val="0"/>
+        </w:rPr>
         <w:t xml:space="preserve"> = devices within a LAN (uses MAC); </w:t>
       </w:r>
       <w:r>
         <w:rPr>
           <w:b/>
+          <w:i w:val="0"/>
         </w:rPr>
         <w:t>router</w:t>
       </w:r>
       <w:r>
+        <w:rPr>
+          <w:b w:val="0"/>
+          <w:i w:val="0"/>
+        </w:rPr>
         <w:t xml:space="preserve"> = connects different networks (uses IP). Never swap them.</w:t>
       </w:r>
     </w:p>
@@ -746,15 +1049,24 @@
         <w:pStyle w:val="ListBullet"/>
       </w:pPr>
       <w:r>
+        <w:rPr>
+          <w:b w:val="0"/>
+          <w:i w:val="0"/>
+        </w:rPr>
         <w:t xml:space="preserve">Name the TCP/IP layer </w:t>
       </w:r>
       <w:r>
         <w:rPr>
+          <w:b w:val="0"/>
           <w:i/>
         </w:rPr>
         <w:t>and</w:t>
       </w:r>
       <w:r>
+        <w:rPr>
+          <w:b w:val="0"/>
+          <w:i w:val="0"/>
+        </w:rPr>
         <w:t xml:space="preserve"> what it adds: IP at Network/Internet, MAC at Link, ports/packets at Transport.</w:t>
       </w:r>
     </w:p>
@@ -763,6 +1075,10 @@
         <w:pStyle w:val="ListBullet"/>
       </w:pPr>
       <w:r>
+        <w:rPr>
+          <w:b w:val="0"/>
+          <w:i w:val="0"/>
+        </w:rPr>
         <w:t>Remember two meanings of redundancy — data (bad) vs hardware/backup (good) — this crosses over with 1.3.2.</w:t>
       </w:r>
     </w:p>
@@ -771,24 +1087,38 @@
         <w:pStyle w:val="ListBullet"/>
       </w:pPr>
       <w:r>
+        <w:rPr>
+          <w:b w:val="0"/>
+          <w:i w:val="0"/>
+        </w:rPr>
         <w:t xml:space="preserve">SMTP </w:t>
       </w:r>
       <w:r>
         <w:rPr>
+          <w:b w:val="0"/>
           <w:i/>
         </w:rPr>
         <w:t>sends</w:t>
       </w:r>
       <w:r>
+        <w:rPr>
+          <w:b w:val="0"/>
+          <w:i w:val="0"/>
+        </w:rPr>
         <w:t xml:space="preserve"> mail; POP3/IMAP </w:t>
       </w:r>
       <w:r>
         <w:rPr>
+          <w:b w:val="0"/>
           <w:i/>
         </w:rPr>
         <w:t>retrieve</w:t>
       </w:r>
       <w:r>
+        <w:rPr>
+          <w:b w:val="0"/>
+          <w:i w:val="0"/>
+        </w:rPr>
         <w:t xml:space="preserve"> it (POP3 removes from server, IMAP keeps and syncs).</w:t>
       </w:r>
     </w:p>
